--- a/proposal/procedure.docx
+++ b/proposal/procedure.docx
@@ -3,6 +3,229 @@
 <w:document xmlns:wpc="http://schemas.microsoft.com/office/word/2010/wordprocessingCanvas" xmlns:cx="http://schemas.microsoft.com/office/drawing/2014/chartex" xmlns:cx1="http://schemas.microsoft.com/office/drawing/2015/9/8/chartex" xmlns:cx2="http://schemas.microsoft.com/office/drawing/2015/10/21/chartex" xmlns:cx3="http://schemas.microsoft.com/office/drawing/2016/5/9/chartex" xmlns:cx4="http://schemas.microsoft.com/office/drawing/2016/5/10/chartex" xmlns:cx5="http://schemas.microsoft.com/office/drawing/2016/5/11/chartex" xmlns:cx6="http://schemas.microsoft.com/office/drawing/2016/5/12/chartex" xmlns:cx7="http://schemas.microsoft.com/office/drawing/2016/5/13/chartex" xmlns:cx8="http://schemas.microsoft.com/office/drawing/2016/5/14/chartex" xmlns:mc="http://schemas.openxmlformats.org/markup-compatibility/2006" xmlns:aink="http://schemas.microsoft.com/office/drawing/2016/ink" xmlns:am3d="http://schemas.microsoft.com/office/drawing/2017/model3d" xmlns:o="urn:schemas-microsoft-com:office:office" xmlns:oel="http://schemas.microsoft.com/office/2019/extlst" xmlns:r="http://schemas.openxmlformats.org/officeDocument/2006/relationships" xmlns:m="http://schemas.openxmlformats.org/officeDocument/2006/math" xmlns:v="urn:schemas-microsoft-com:vml" xmlns:wp14="http://schemas.microsoft.com/office/word/2010/wordprocessingDrawing" xmlns:wp="http://schemas.openxmlformats.org/drawingml/2006/wordprocessingDrawing" xmlns:w10="urn:schemas-microsoft-com:office:word" xmlns:w="http://schemas.openxmlformats.org/wordprocessingml/2006/main" xmlns:w14="http://schemas.microsoft.com/office/word/2010/wordml" xmlns:w15="http://schemas.microsoft.com/office/word/2012/wordml" xmlns:w16cex="http://schemas.microsoft.com/office/word/2018/wordml/cex" xmlns:w16cid="http://schemas.microsoft.com/office/word/2016/wordml/cid" xmlns:w16="http://schemas.microsoft.com/office/word/2018/wordml" xmlns:w16du="http://schemas.microsoft.com/office/word/2023/wordml/word16du" xmlns:w16sdtdh="http://schemas.microsoft.com/office/word/2020/wordml/sdtdatahash" xmlns:w16sdtfl="http://schemas.microsoft.com/office/word/2024/wordml/sdtformatlock" xmlns:w16se="http://schemas.microsoft.com/office/word/2015/wordml/symex" xmlns:wpg="http://schemas.microsoft.com/office/word/2010/wordprocessingGroup" xmlns:wpi="http://schemas.microsoft.com/office/word/2010/wordprocessingInk" xmlns:wne="http://schemas.microsoft.com/office/word/2006/wordml" xmlns:wps="http://schemas.microsoft.com/office/word/2010/wordprocessingShape" mc:Ignorable="w14 w15 w16se w16cid w16 w16cex w16sdtdh w16sdtfl w16du wp14">
   <w:body>
     <w:p>
+      <w:r>
+        <w:rPr>
+          <w:noProof/>
+        </w:rPr>
+        <mc:AlternateContent>
+          <mc:Choice Requires="wps">
+            <w:drawing>
+              <wp:anchor distT="0" distB="0" distL="114300" distR="114300" simplePos="0" relativeHeight="251704320" behindDoc="0" locked="0" layoutInCell="1" allowOverlap="1" wp14:anchorId="2BC3044D" wp14:editId="7AC95303">
+                <wp:simplePos x="0" y="0"/>
+                <wp:positionH relativeFrom="column">
+                  <wp:posOffset>13042900</wp:posOffset>
+                </wp:positionH>
+                <wp:positionV relativeFrom="paragraph">
+                  <wp:posOffset>3238500</wp:posOffset>
+                </wp:positionV>
+                <wp:extent cx="1485900" cy="1009650"/>
+                <wp:effectExtent l="0" t="0" r="0" b="0"/>
+                <wp:wrapNone/>
+                <wp:docPr id="327002088" name="Text Box 2"/>
+                <wp:cNvGraphicFramePr>
+                  <a:graphicFrameLocks xmlns:a="http://schemas.openxmlformats.org/drawingml/2006/main"/>
+                </wp:cNvGraphicFramePr>
+                <a:graphic xmlns:a="http://schemas.openxmlformats.org/drawingml/2006/main">
+                  <a:graphicData uri="http://schemas.microsoft.com/office/word/2010/wordprocessingShape">
+                    <wps:wsp>
+                      <wps:cNvSpPr txBox="1">
+                        <a:spLocks noChangeArrowheads="1"/>
+                      </wps:cNvSpPr>
+                      <wps:spPr bwMode="auto">
+                        <a:xfrm>
+                          <a:off x="0" y="0"/>
+                          <a:ext cx="1485900" cy="1009650"/>
+                        </a:xfrm>
+                        <a:prstGeom prst="rect">
+                          <a:avLst/>
+                        </a:prstGeom>
+                        <a:noFill/>
+                        <a:ln w="9525">
+                          <a:noFill/>
+                          <a:miter lim="800000"/>
+                          <a:headEnd/>
+                          <a:tailEnd/>
+                        </a:ln>
+                      </wps:spPr>
+                      <wps:txbx>
+                        <w:txbxContent>
+                          <w:p>
+                            <w:pPr>
+                              <w:pStyle w:val="ListParagraph"/>
+                              <w:rPr>
+                                <w:rFonts w:ascii="Arial" w:hAnsi="Arial" w:cs="Arial"/>
+                                <w:sz w:val="22"/>
+                                <w:szCs w:val="22"/>
+                              </w:rPr>
+                            </w:pPr>
+                          </w:p>
+                          <w:p>
+                            <w:pPr>
+                              <w:pStyle w:val="ListParagraph"/>
+                              <w:numPr>
+                                <w:ilvl w:val="0"/>
+                                <w:numId w:val="2"/>
+                              </w:numPr>
+                              <w:rPr>
+                                <w:rFonts w:ascii="Arial" w:hAnsi="Arial" w:cs="Arial"/>
+                                <w:b/>
+                                <w:bCs/>
+                                <w:sz w:val="22"/>
+                                <w:szCs w:val="22"/>
+                              </w:rPr>
+                            </w:pPr>
+                            <w:r>
+                              <w:rPr>
+                                <w:rFonts w:ascii="Arial" w:hAnsi="Arial" w:cs="Arial"/>
+                                <w:b/>
+                                <w:bCs/>
+                                <w:sz w:val="22"/>
+                                <w:szCs w:val="22"/>
+                              </w:rPr>
+                              <w:t>Mini-IPIP6</w:t>
+                            </w:r>
+                          </w:p>
+                          <w:p>
+                            <w:pPr>
+                              <w:pStyle w:val="ListParagraph"/>
+                              <w:numPr>
+                                <w:ilvl w:val="0"/>
+                                <w:numId w:val="2"/>
+                              </w:numPr>
+                              <w:rPr>
+                                <w:rFonts w:ascii="Arial" w:hAnsi="Arial" w:cs="Arial"/>
+                                <w:b/>
+                                <w:bCs/>
+                                <w:sz w:val="22"/>
+                                <w:szCs w:val="22"/>
+                              </w:rPr>
+                            </w:pPr>
+                            <w:r>
+                              <w:rPr>
+                                <w:rFonts w:ascii="Arial" w:hAnsi="Arial" w:cs="Arial"/>
+                                <w:b/>
+                                <w:bCs/>
+                                <w:sz w:val="22"/>
+                                <w:szCs w:val="22"/>
+                              </w:rPr>
+                              <w:t>PID-5</w:t>
+                            </w:r>
+                          </w:p>
+                          <w:p>
+                            <w:pPr>
+                              <w:ind w:left="360"/>
+                              <w:rPr>
+                                <w:rFonts w:ascii="Arial" w:hAnsi="Arial" w:cs="Arial"/>
+                                <w:sz w:val="22"/>
+                                <w:szCs w:val="22"/>
+                              </w:rPr>
+                            </w:pPr>
+                          </w:p>
+                        </w:txbxContent>
+                      </wps:txbx>
+                      <wps:bodyPr rot="0" vert="horz" wrap="square" lIns="91440" tIns="45720" rIns="91440" bIns="45720" anchor="t" anchorCtr="0">
+                        <a:noAutofit/>
+                      </wps:bodyPr>
+                    </wps:wsp>
+                  </a:graphicData>
+                </a:graphic>
+                <wp14:sizeRelH relativeFrom="margin">
+                  <wp14:pctWidth>0</wp14:pctWidth>
+                </wp14:sizeRelH>
+                <wp14:sizeRelV relativeFrom="margin">
+                  <wp14:pctHeight>0</wp14:pctHeight>
+                </wp14:sizeRelV>
+              </wp:anchor>
+            </w:drawing>
+          </mc:Choice>
+          <mc:Fallback>
+            <w:pict>
+              <v:shapetype w14:anchorId="2BC3044D" id="_x0000_t202" coordsize="21600,21600" o:spt="202" path="m,l,21600r21600,l21600,xe">
+                <v:stroke joinstyle="miter"/>
+                <v:path gradientshapeok="t" o:connecttype="rect"/>
+              </v:shapetype>
+              <v:shape id="Text Box 2" o:spid="_x0000_s1026" type="#_x0000_t202" style="position:absolute;margin-left:1027pt;margin-top:255pt;width:117pt;height:79.5pt;z-index:251704320;visibility:visible;mso-wrap-style:square;mso-width-percent:0;mso-height-percent:0;mso-wrap-distance-left:9pt;mso-wrap-distance-top:0;mso-wrap-distance-right:9pt;mso-wrap-distance-bottom:0;mso-position-horizontal:absolute;mso-position-horizontal-relative:text;mso-position-vertical:absolute;mso-position-vertical-relative:text;mso-width-percent:0;mso-height-percent:0;mso-width-relative:margin;mso-height-relative:margin;v-text-anchor:top" o:gfxdata="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" filled="f" stroked="f">
+                <v:textbox>
+                  <w:txbxContent>
+                    <w:p>
+                      <w:pPr>
+                        <w:pStyle w:val="ListParagraph"/>
+                        <w:rPr>
+                          <w:rFonts w:ascii="Arial" w:hAnsi="Arial" w:cs="Arial"/>
+                          <w:sz w:val="22"/>
+                          <w:szCs w:val="22"/>
+                        </w:rPr>
+                      </w:pPr>
+                    </w:p>
+                    <w:p>
+                      <w:pPr>
+                        <w:pStyle w:val="ListParagraph"/>
+                        <w:numPr>
+                          <w:ilvl w:val="0"/>
+                          <w:numId w:val="2"/>
+                        </w:numPr>
+                        <w:rPr>
+                          <w:rFonts w:ascii="Arial" w:hAnsi="Arial" w:cs="Arial"/>
+                          <w:b/>
+                          <w:bCs/>
+                          <w:sz w:val="22"/>
+                          <w:szCs w:val="22"/>
+                        </w:rPr>
+                      </w:pPr>
+                      <w:r>
+                        <w:rPr>
+                          <w:rFonts w:ascii="Arial" w:hAnsi="Arial" w:cs="Arial"/>
+                          <w:b/>
+                          <w:bCs/>
+                          <w:sz w:val="22"/>
+                          <w:szCs w:val="22"/>
+                        </w:rPr>
+                        <w:t>Mini-IPIP6</w:t>
+                      </w:r>
+                    </w:p>
+                    <w:p>
+                      <w:pPr>
+                        <w:pStyle w:val="ListParagraph"/>
+                        <w:numPr>
+                          <w:ilvl w:val="0"/>
+                          <w:numId w:val="2"/>
+                        </w:numPr>
+                        <w:rPr>
+                          <w:rFonts w:ascii="Arial" w:hAnsi="Arial" w:cs="Arial"/>
+                          <w:b/>
+                          <w:bCs/>
+                          <w:sz w:val="22"/>
+                          <w:szCs w:val="22"/>
+                        </w:rPr>
+                      </w:pPr>
+                      <w:r>
+                        <w:rPr>
+                          <w:rFonts w:ascii="Arial" w:hAnsi="Arial" w:cs="Arial"/>
+                          <w:b/>
+                          <w:bCs/>
+                          <w:sz w:val="22"/>
+                          <w:szCs w:val="22"/>
+                        </w:rPr>
+                        <w:t>PID-5</w:t>
+                      </w:r>
+                    </w:p>
+                    <w:p>
+                      <w:pPr>
+                        <w:ind w:left="360"/>
+                        <w:rPr>
+                          <w:rFonts w:ascii="Arial" w:hAnsi="Arial" w:cs="Arial"/>
+                          <w:sz w:val="22"/>
+                          <w:szCs w:val="22"/>
+                        </w:rPr>
+                      </w:pPr>
+                    </w:p>
+                  </w:txbxContent>
+                </v:textbox>
+              </v:shape>
+            </w:pict>
+          </mc:Fallback>
+        </mc:AlternateContent>
+      </w:r>
       <w:r>
         <w:rPr>
           <w:noProof/>
@@ -143,11 +366,7 @@
           </mc:Choice>
           <mc:Fallback>
             <w:pict>
-              <v:shapetype w14:anchorId="5DC80CEE" id="_x0000_t202" coordsize="21600,21600" o:spt="202" path="m,l,21600r21600,l21600,xe">
-                <v:stroke joinstyle="miter"/>
-                <v:path gradientshapeok="t" o:connecttype="rect"/>
-              </v:shapetype>
-              <v:shape id="Text Box 2" o:spid="_x0000_s1026" type="#_x0000_t202" style="position:absolute;margin-left:1180.4pt;margin-top:264.45pt;width:143.95pt;height:57.7pt;z-index:251708416;visibility:visible;mso-wrap-style:square;mso-height-percent:0;mso-wrap-distance-left:9pt;mso-wrap-distance-top:0;mso-wrap-distance-right:9pt;mso-wrap-distance-bottom:0;mso-position-horizontal:absolute;mso-position-horizontal-relative:text;mso-position-vertical:absolute;mso-position-vertical-relative:text;mso-height-percent:0;mso-height-relative:margin;v-text-anchor:top" o:gfxdata="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" filled="f" stroked="f">
+              <v:shape w14:anchorId="5DC80CEE" id="_x0000_s1027" type="#_x0000_t202" style="position:absolute;margin-left:1180.4pt;margin-top:264.45pt;width:143.95pt;height:57.7pt;z-index:251708416;visibility:visible;mso-wrap-style:square;mso-height-percent:0;mso-wrap-distance-left:9pt;mso-wrap-distance-top:0;mso-wrap-distance-right:9pt;mso-wrap-distance-bottom:0;mso-position-horizontal:absolute;mso-position-horizontal-relative:text;mso-position-vertical:absolute;mso-position-vertical-relative:text;mso-height-percent:0;mso-height-relative:margin;v-text-anchor:top" o:gfxdata="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" filled="f" stroked="f">
                 <v:textbox>
                   <w:txbxContent>
                     <w:p>
@@ -242,7 +461,7 @@
         <mc:AlternateContent>
           <mc:Choice Requires="wps">
             <w:drawing>
-              <wp:anchor distT="0" distB="0" distL="114300" distR="114300" simplePos="0" relativeHeight="251696128" behindDoc="0" locked="0" layoutInCell="1" allowOverlap="1" wp14:anchorId="680D69C9" wp14:editId="46EF4A5D">
+              <wp:anchor distT="0" distB="0" distL="114300" distR="114300" simplePos="0" relativeHeight="251696128" behindDoc="0" locked="0" layoutInCell="1" allowOverlap="1" wp14:anchorId="680D69C9" wp14:editId="0DA94B36">
                 <wp:simplePos x="0" y="0"/>
                 <wp:positionH relativeFrom="column">
                   <wp:posOffset>10881197</wp:posOffset>
@@ -375,7 +594,7 @@
           </mc:Choice>
           <mc:Fallback>
             <w:pict>
-              <v:shape w14:anchorId="680D69C9" id="_x0000_s1027" type="#_x0000_t202" style="position:absolute;margin-left:856.8pt;margin-top:265.9pt;width:143.95pt;height:53.45pt;z-index:251696128;visibility:visible;mso-wrap-style:square;mso-height-percent:0;mso-wrap-distance-left:9pt;mso-wrap-distance-top:0;mso-wrap-distance-right:9pt;mso-wrap-distance-bottom:0;mso-position-horizontal:absolute;mso-position-horizontal-relative:text;mso-position-vertical:absolute;mso-position-vertical-relative:text;mso-height-percent:0;mso-height-relative:margin;v-text-anchor:top" o:gfxdata="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" filled="f" stroked="f">
+              <v:shape w14:anchorId="680D69C9" id="_x0000_s1028" type="#_x0000_t202" style="position:absolute;margin-left:856.8pt;margin-top:265.9pt;width:143.95pt;height:53.45pt;z-index:251696128;visibility:visible;mso-wrap-style:square;mso-height-percent:0;mso-wrap-distance-left:9pt;mso-wrap-distance-top:0;mso-wrap-distance-right:9pt;mso-wrap-distance-bottom:0;mso-position-horizontal:absolute;mso-position-horizontal-relative:text;mso-position-vertical:absolute;mso-position-vertical-relative:text;mso-height-percent:0;mso-height-relative:margin;v-text-anchor:top" o:gfxdata="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" filled="f" stroked="f">
                 <v:textbox>
                   <w:txbxContent>
                     <w:p>
@@ -455,190 +674,6 @@
                         </w:rPr>
                         <w:t>V-H: 80x Trials</w:t>
                       </w:r>
-                    </w:p>
-                  </w:txbxContent>
-                </v:textbox>
-              </v:shape>
-            </w:pict>
-          </mc:Fallback>
-        </mc:AlternateContent>
-      </w:r>
-      <w:r>
-        <w:rPr>
-          <w:noProof/>
-        </w:rPr>
-        <mc:AlternateContent>
-          <mc:Choice Requires="wps">
-            <w:drawing>
-              <wp:anchor distT="0" distB="0" distL="114300" distR="114300" simplePos="0" relativeHeight="251704320" behindDoc="0" locked="0" layoutInCell="1" allowOverlap="1" wp14:anchorId="2BC3044D" wp14:editId="5DDE80C5">
-                <wp:simplePos x="0" y="0"/>
-                <wp:positionH relativeFrom="column">
-                  <wp:posOffset>13040832</wp:posOffset>
-                </wp:positionH>
-                <wp:positionV relativeFrom="paragraph">
-                  <wp:posOffset>3193415</wp:posOffset>
-                </wp:positionV>
-                <wp:extent cx="1295400" cy="645795"/>
-                <wp:effectExtent l="0" t="0" r="0" b="1905"/>
-                <wp:wrapNone/>
-                <wp:docPr id="327002088" name="Text Box 2"/>
-                <wp:cNvGraphicFramePr>
-                  <a:graphicFrameLocks xmlns:a="http://schemas.openxmlformats.org/drawingml/2006/main"/>
-                </wp:cNvGraphicFramePr>
-                <a:graphic xmlns:a="http://schemas.openxmlformats.org/drawingml/2006/main">
-                  <a:graphicData uri="http://schemas.microsoft.com/office/word/2010/wordprocessingShape">
-                    <wps:wsp>
-                      <wps:cNvSpPr txBox="1">
-                        <a:spLocks noChangeArrowheads="1"/>
-                      </wps:cNvSpPr>
-                      <wps:spPr bwMode="auto">
-                        <a:xfrm>
-                          <a:off x="0" y="0"/>
-                          <a:ext cx="1295400" cy="645795"/>
-                        </a:xfrm>
-                        <a:prstGeom prst="rect">
-                          <a:avLst/>
-                        </a:prstGeom>
-                        <a:noFill/>
-                        <a:ln w="9525">
-                          <a:noFill/>
-                          <a:miter lim="800000"/>
-                          <a:headEnd/>
-                          <a:tailEnd/>
-                        </a:ln>
-                      </wps:spPr>
-                      <wps:txbx>
-                        <w:txbxContent>
-                          <w:p>
-                            <w:pPr>
-                              <w:pStyle w:val="ListParagraph"/>
-                              <w:rPr>
-                                <w:rFonts w:ascii="Arial" w:hAnsi="Arial" w:cs="Arial"/>
-                                <w:sz w:val="22"/>
-                                <w:szCs w:val="22"/>
-                              </w:rPr>
-                            </w:pPr>
-                          </w:p>
-                          <w:p>
-                            <w:pPr>
-                              <w:pStyle w:val="ListParagraph"/>
-                              <w:numPr>
-                                <w:ilvl w:val="0"/>
-                                <w:numId w:val="2"/>
-                              </w:numPr>
-                              <w:rPr>
-                                <w:rFonts w:ascii="Arial" w:hAnsi="Arial" w:cs="Arial"/>
-                                <w:b/>
-                                <w:bCs/>
-                                <w:sz w:val="22"/>
-                                <w:szCs w:val="22"/>
-                              </w:rPr>
-                            </w:pPr>
-                            <w:r>
-                              <w:rPr>
-                                <w:rFonts w:ascii="Arial" w:hAnsi="Arial" w:cs="Arial"/>
-                                <w:b/>
-                                <w:bCs/>
-                                <w:sz w:val="22"/>
-                                <w:szCs w:val="22"/>
-                              </w:rPr>
-                              <w:t>24x Item</w:t>
-                            </w:r>
-                            <w:r>
-                              <w:rPr>
-                                <w:rFonts w:ascii="Arial" w:hAnsi="Arial" w:cs="Arial"/>
-                                <w:b/>
-                                <w:bCs/>
-                                <w:sz w:val="22"/>
-                                <w:szCs w:val="22"/>
-                              </w:rPr>
-                              <w:t>s</w:t>
-                            </w:r>
-                          </w:p>
-                          <w:p>
-                            <w:pPr>
-                              <w:ind w:left="360"/>
-                              <w:rPr>
-                                <w:rFonts w:ascii="Arial" w:hAnsi="Arial" w:cs="Arial"/>
-                                <w:sz w:val="22"/>
-                                <w:szCs w:val="22"/>
-                              </w:rPr>
-                            </w:pPr>
-                          </w:p>
-                        </w:txbxContent>
-                      </wps:txbx>
-                      <wps:bodyPr rot="0" vert="horz" wrap="square" lIns="91440" tIns="45720" rIns="91440" bIns="45720" anchor="t" anchorCtr="0">
-                        <a:noAutofit/>
-                      </wps:bodyPr>
-                    </wps:wsp>
-                  </a:graphicData>
-                </a:graphic>
-                <wp14:sizeRelH relativeFrom="margin">
-                  <wp14:pctWidth>0</wp14:pctWidth>
-                </wp14:sizeRelH>
-              </wp:anchor>
-            </w:drawing>
-          </mc:Choice>
-          <mc:Fallback>
-            <w:pict>
-              <v:shape w14:anchorId="2BC3044D" id="_x0000_s1028" type="#_x0000_t202" style="position:absolute;margin-left:1026.85pt;margin-top:251.45pt;width:102pt;height:50.85pt;z-index:251704320;visibility:visible;mso-wrap-style:square;mso-width-percent:0;mso-wrap-distance-left:9pt;mso-wrap-distance-top:0;mso-wrap-distance-right:9pt;mso-wrap-distance-bottom:0;mso-position-horizontal:absolute;mso-position-horizontal-relative:text;mso-position-vertical:absolute;mso-position-vertical-relative:text;mso-width-percent:0;mso-width-relative:margin;v-text-anchor:top" o:gfxdata="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" filled="f" stroked="f">
-                <v:textbox>
-                  <w:txbxContent>
-                    <w:p>
-                      <w:pPr>
-                        <w:pStyle w:val="ListParagraph"/>
-                        <w:rPr>
-                          <w:rFonts w:ascii="Arial" w:hAnsi="Arial" w:cs="Arial"/>
-                          <w:sz w:val="22"/>
-                          <w:szCs w:val="22"/>
-                        </w:rPr>
-                      </w:pPr>
-                    </w:p>
-                    <w:p>
-                      <w:pPr>
-                        <w:pStyle w:val="ListParagraph"/>
-                        <w:numPr>
-                          <w:ilvl w:val="0"/>
-                          <w:numId w:val="2"/>
-                        </w:numPr>
-                        <w:rPr>
-                          <w:rFonts w:ascii="Arial" w:hAnsi="Arial" w:cs="Arial"/>
-                          <w:b/>
-                          <w:bCs/>
-                          <w:sz w:val="22"/>
-                          <w:szCs w:val="22"/>
-                        </w:rPr>
-                      </w:pPr>
-                      <w:r>
-                        <w:rPr>
-                          <w:rFonts w:ascii="Arial" w:hAnsi="Arial" w:cs="Arial"/>
-                          <w:b/>
-                          <w:bCs/>
-                          <w:sz w:val="22"/>
-                          <w:szCs w:val="22"/>
-                        </w:rPr>
-                        <w:t>24x Item</w:t>
-                      </w:r>
-                      <w:r>
-                        <w:rPr>
-                          <w:rFonts w:ascii="Arial" w:hAnsi="Arial" w:cs="Arial"/>
-                          <w:b/>
-                          <w:bCs/>
-                          <w:sz w:val="22"/>
-                          <w:szCs w:val="22"/>
-                        </w:rPr>
-                        <w:t>s</w:t>
-                      </w:r>
-                    </w:p>
-                    <w:p>
-                      <w:pPr>
-                        <w:ind w:left="360"/>
-                        <w:rPr>
-                          <w:rFonts w:ascii="Arial" w:hAnsi="Arial" w:cs="Arial"/>
-                          <w:sz w:val="22"/>
-                          <w:szCs w:val="22"/>
-                        </w:rPr>
-                      </w:pPr>
                     </w:p>
                   </w:txbxContent>
                 </v:textbox>
@@ -2670,18 +2705,7 @@
                                 <w:szCs w:val="28"/>
                                 <w:u w:val="single"/>
                               </w:rPr>
-                              <w:t xml:space="preserve">IG Set </w:t>
-                            </w:r>
-                            <w:r>
-                              <w:rPr>
-                                <w:rFonts w:ascii="Arial" w:hAnsi="Arial" w:cs="Arial"/>
-                                <w:b/>
-                                <w:bCs/>
-                                <w:sz w:val="28"/>
-                                <w:szCs w:val="28"/>
-                                <w:u w:val="single"/>
-                              </w:rPr>
-                              <w:t>2</w:t>
+                              <w:t>IG Set 2</w:t>
                             </w:r>
                           </w:p>
                         </w:txbxContent>
@@ -2721,18 +2745,7 @@
                           <w:szCs w:val="28"/>
                           <w:u w:val="single"/>
                         </w:rPr>
-                        <w:t xml:space="preserve">IG Set </w:t>
-                      </w:r>
-                      <w:r>
-                        <w:rPr>
-                          <w:rFonts w:ascii="Arial" w:hAnsi="Arial" w:cs="Arial"/>
-                          <w:b/>
-                          <w:bCs/>
-                          <w:sz w:val="28"/>
-                          <w:szCs w:val="28"/>
-                          <w:u w:val="single"/>
-                        </w:rPr>
-                        <w:t>2</w:t>
+                        <w:t>IG Set 2</w:t>
                       </w:r>
                     </w:p>
                   </w:txbxContent>
@@ -2940,7 +2953,7 @@
                                 <w:szCs w:val="28"/>
                                 <w:u w:val="single"/>
                               </w:rPr>
-                              <w:t>Mini-IPIP6</w:t>
+                              <w:t>Questionnaires</w:t>
                             </w:r>
                           </w:p>
                         </w:txbxContent>
@@ -2980,7 +2993,7 @@
                           <w:szCs w:val="28"/>
                           <w:u w:val="single"/>
                         </w:rPr>
-                        <w:t>Mini-IPIP6</w:t>
+                        <w:t>Questionnaires</w:t>
                       </w:r>
                     </w:p>
                   </w:txbxContent>
@@ -4031,18 +4044,7 @@
                                 <w:szCs w:val="28"/>
                                 <w:u w:val="single"/>
                               </w:rPr>
-                              <w:t>Flanker</w:t>
-                            </w:r>
-                            <w:r>
-                              <w:rPr>
-                                <w:rFonts w:ascii="Arial" w:hAnsi="Arial" w:cs="Arial"/>
-                                <w:b/>
-                                <w:bCs/>
-                                <w:sz w:val="28"/>
-                                <w:szCs w:val="28"/>
-                                <w:u w:val="single"/>
-                              </w:rPr>
-                              <w:t xml:space="preserve"> Task</w:t>
+                              <w:t>Flanker Task</w:t>
                             </w:r>
                           </w:p>
                         </w:txbxContent>
@@ -4096,18 +4098,7 @@
                           <w:szCs w:val="28"/>
                           <w:u w:val="single"/>
                         </w:rPr>
-                        <w:t>Flanker</w:t>
-                      </w:r>
-                      <w:r>
-                        <w:rPr>
-                          <w:rFonts w:ascii="Arial" w:hAnsi="Arial" w:cs="Arial"/>
-                          <w:b/>
-                          <w:bCs/>
-                          <w:sz w:val="28"/>
-                          <w:szCs w:val="28"/>
-                          <w:u w:val="single"/>
-                        </w:rPr>
-                        <w:t xml:space="preserve"> Task</w:t>
+                        <w:t>Flanker Task</w:t>
                       </w:r>
                     </w:p>
                   </w:txbxContent>
